--- a/netlify/functions/templates/vijsk-vidzyv.docx
+++ b/netlify/functions/templates/vijsk-vidzyv.docx
@@ -18,7 +18,7 @@
           <w:sz w:val="22"/>
           <w:szCs w:val="22"/>
         </w:rPr>
-        <w:t xml:space="preserve">Як користуватися шаблоном: на місці ліній ____ впишіть свої дані. Пояснення курсивом у дужках (синім) підказують, що саме вписати і де це знайти. Перед поданням видаліть усі пояснення разом із дужками і цей абзац. Пункти, які не стосуються вашої ситуації, теж видаліть. Строк на відзив вказаний в ухвалі суду про відкриття провадження, зазвичай 15 днів з дня її вручення. Відзив подається суду і одночасно надсилається позивачу; через Електронний суд копія надсилається автоматично. Якщо сума значна або позов уже розглядають, краще доручити справу адвокату.</w:t>
+        <w:t xml:space="preserve">Як користуватися шаблоном: на місці ліній ____ впишіть свої дані. Пояснення курсивом у дужках (синім) підказують, що саме вписати і де це знайти. Перед поданням видаліть усі пояснення разом із дужками і цей абзац. Пункти, які не стосуються вашої ситуації, теж видаліть. Строк на відзив вказаний в ухвалі суду про відкриття провадження, зазвичай 15 днів з дня її вручення. Подавайте через Електронний суд: копія позивачу надсилається автоматично, а їхати до суду не треба. Розділи 1–7 — набір аргументів: залиште ті, що підходять до вашої справи, і обовʼязково додайте власний розрахунок (розділ 5). Без власного розрахунку суди часто відкидають заперечення. Якщо сума значна, краще доручити справу адвокату.</w:t>
       </w:r>
     </w:p>
     <w:p>
@@ -416,7 +416,7 @@
         <w:t xml:space="preserve"> (сума)</w:t>
       </w:r>
       <w:r>
-        <w:t xml:space="preserve"> грн, пеня і штрафи — </w:t>
+        <w:t xml:space="preserve"> грн, пеня, штрафи, комісії — </w:t>
       </w:r>
       <w:r>
         <w:t xml:space="preserve">__________</w:t>
@@ -432,17 +432,33 @@
         <w:t xml:space="preserve"> (сума)</w:t>
       </w:r>
       <w:r>
-        <w:t xml:space="preserve"> грн. </w:t>
-      </w:r>
-      <w:r>
-        <w:rPr>
-          <w:i/>
-          <w:iCs/>
-          <w:color w:val="1F4E9C"/>
-          <w:sz w:val="22"/>
-          <w:szCs w:val="22"/>
-        </w:rPr>
-        <w:t xml:space="preserve">(цифри — з розрахунку, доданого до позову)</w:t>
+        <w:t xml:space="preserve"> грн. Позивач також просить стягнути судовий збір і </w:t>
+      </w:r>
+      <w:r>
+        <w:t xml:space="preserve">__________</w:t>
+      </w:r>
+      <w:r>
+        <w:rPr>
+          <w:i/>
+          <w:iCs/>
+          <w:color w:val="1F4E9C"/>
+          <w:sz w:val="22"/>
+          <w:szCs w:val="22"/>
+        </w:rPr>
+        <w:t xml:space="preserve"> (сума)</w:t>
+      </w:r>
+      <w:r>
+        <w:t xml:space="preserve"> грн витрат на правничу допомогу. </w:t>
+      </w:r>
+      <w:r>
+        <w:rPr>
+          <w:i/>
+          <w:iCs/>
+          <w:color w:val="1F4E9C"/>
+          <w:sz w:val="22"/>
+          <w:szCs w:val="22"/>
+        </w:rPr>
+        <w:t xml:space="preserve">(цифри — з позову і розрахунку до нього)</w:t>
       </w:r>
     </w:p>
     <w:p>
@@ -468,17 +484,7 @@
         <w:t xml:space="preserve"> (дата)</w:t>
       </w:r>
       <w:r>
-        <w:t xml:space="preserve">, отже відзив подано у встановлений судом строк.</w:t>
-      </w:r>
-    </w:p>
-    <w:p>
-      <w:pPr>
-        <w:spacing w:after="120" w:before="120" w:line="276"/>
-        <w:ind w:firstLine="709"/>
-        <w:jc w:val="both"/>
-      </w:pPr>
-      <w:r>
-        <w:t xml:space="preserve">З позовом я не згоден(-на) в частині стягнення процентів, пені і штрафів з таких підстав.</w:t>
+        <w:t xml:space="preserve">, отже відзив подано у встановлений судом строк. З позовом я не згоден(-на) з таких підстав.</w:t>
       </w:r>
     </w:p>
     <w:p>
@@ -491,7 +497,7 @@
           <w:b/>
           <w:bCs/>
         </w:rPr>
-        <w:t xml:space="preserve">1. Позивач нараховував мені проценти і неустойку попри пільгу військовослужбовця</w:t>
+        <w:t xml:space="preserve">1. Пільга військовослужбовця: проценти і неустойка за період служби не нараховуються</w:t>
       </w:r>
     </w:p>
     <w:p>
@@ -569,7 +575,17 @@
         <w:jc w:val="both"/>
       </w:pPr>
       <w:r>
-        <w:t xml:space="preserve">Верховний Суд у постановах від 11.12.2019 у справі № 521/7927/16-ц та від 28.10.2020 у справі № 749/298/19 виходив з того, що за період дії пільги проценти за користування кредитом і неустойка військовослужбовцю не нараховуються і не підлягають стягненню. Для застосування пільги не потрібна зміна умов договору (постанова КЦС ВС від 12.05.2022 у справі № 336/512/18).</w:t>
+        <w:t xml:space="preserve">Верховний Суд у постановах від 11.12.2019 у справі № 521/7927/16-ц та від 28.10.2020 у справі № 749/298/19 виходив з того, що за період дії пільги проценти за користування кредитом і неустойка військовослужбовцю не нараховуються і не підлягають стягненню. Для застосування пільги не потрібна зміна умов договору (постанова КЦС ВС від 12.05.2022 у справі № 336/512/18). Обовʼязок суду — перевірити, чи нараховувались проценти в період служби (постанова КЦС ВС від 09.06.2021 у справі № 281/183/17). </w:t>
+      </w:r>
+      <w:r>
+        <w:rPr>
+          <w:i/>
+          <w:iCs/>
+          <w:color w:val="1F4E9C"/>
+          <w:sz w:val="22"/>
+          <w:szCs w:val="22"/>
+        </w:rPr>
+        <w:t xml:space="preserve">(якщо ви повідомляли кредитора — вкажіть дату і додайте доказ; якщо ні, пільга однаково діє в силу закону)</w:t>
       </w:r>
     </w:p>
     <w:p>
@@ -579,20 +595,7 @@
         <w:jc w:val="both"/>
       </w:pPr>
       <w:r>
-        <w:t xml:space="preserve">____________________</w:t>
-      </w:r>
-      <w:r>
-        <w:rPr>
-          <w:i/>
-          <w:iCs/>
-          <w:color w:val="1F4E9C"/>
-          <w:sz w:val="22"/>
-          <w:szCs w:val="22"/>
-        </w:rPr>
-        <w:t xml:space="preserve"> (якщо ви повідомляли кредитора: дата я повідомив(-ла) позивача (первісного кредитора) про проходження служби, що підтверджується доказом надсилання; видаліть, якщо не повідомляли)</w:t>
-      </w:r>
-      <w:r>
-        <w:t xml:space="preserve"> Обовʼязок суду — перевірити, чи нараховувались проценти в період служби, і зменшити вимоги відповідно (постанова КЦС ВС від 09.06.2021 у справі № 281/183/17).</w:t>
+        <w:t xml:space="preserve">Платежі, які я здійснив(-ла) у період служби і які позивач зарахував у проценти та неустойку, мають бути зараховані в погашення тіла кредиту. Суд при розгляді позову кредитора сам здійснює такий перерахунок (постанова КЦС ВС від 18.01.2023 у справі № 642/548/21).</w:t>
       </w:r>
     </w:p>
     <w:p>
@@ -605,7 +608,7 @@
           <w:b/>
           <w:bCs/>
         </w:rPr>
-        <w:t xml:space="preserve">2. Сплачені мною кошти мають бути зараховані в тіло кредиту</w:t>
+        <w:t xml:space="preserve">2. Неустойка і нарахування за ст. 625 ЦК під час воєнного стану не стягуються</w:t>
       </w:r>
     </w:p>
     <w:p>
@@ -615,7 +618,27 @@
         <w:jc w:val="both"/>
       </w:pPr>
       <w:r>
-        <w:t xml:space="preserve">За період з </w:t>
+        <w:t xml:space="preserve">Крім того, відповідно до п. 18 Прикінцевих та перехідних положень Цивільного кодексу України у період дії воєнного стану та у 30-денний строк після його припинення або скасування позичальник звільняється від відповідальності, визначеної статтею 625 ЦК України, а також від обовʼязку сплати на користь кредитодавця неустойки (штрафу, пені) за прострочення виконання зобовʼязання за кредитним договором. Ця норма діє незалежно від статусу військовослужбовця. </w:t>
+      </w:r>
+      <w:r>
+        <w:rPr>
+          <w:i/>
+          <w:iCs/>
+          <w:color w:val="1F4E9C"/>
+          <w:sz w:val="22"/>
+          <w:szCs w:val="22"/>
+        </w:rPr>
+        <w:t xml:space="preserve">(якщо договір укладено у 2024–2025 роках, кредитор може посилатися на п. 6 розд. IV Закону «Про споживче кредитування» у редакції Закону № 3498-IX; суди застосовують п. 18 і до таких договорів, але практика ВС з цього питання не усталена)</w:t>
+      </w:r>
+    </w:p>
+    <w:p>
+      <w:pPr>
+        <w:spacing w:after="120" w:before="0" w:line="276"/>
+        <w:ind w:firstLine="709"/>
+        <w:jc w:val="both"/>
+      </w:pPr>
+      <w:r>
+        <w:t xml:space="preserve">Отже, пеня, штрафи, інфляційні втрати і три проценти річних, нараховані позивачем з 24.02.2022, у сумі </w:t>
       </w:r>
       <w:r>
         <w:t xml:space="preserve">__________</w:t>
@@ -628,26 +651,10 @@
           <w:sz w:val="22"/>
           <w:szCs w:val="22"/>
         </w:rPr>
-        <w:t xml:space="preserve"> (дата)</w:t>
-      </w:r>
-      <w:r>
-        <w:t xml:space="preserve"> я сплатив(-ла) </w:t>
-      </w:r>
-      <w:r>
-        <w:t xml:space="preserve">__________</w:t>
-      </w:r>
-      <w:r>
-        <w:rPr>
-          <w:i/>
-          <w:iCs/>
-          <w:color w:val="1F4E9C"/>
-          <w:sz w:val="22"/>
-          <w:szCs w:val="22"/>
-        </w:rPr>
         <w:t xml:space="preserve"> (сума)</w:t>
       </w:r>
       <w:r>
-        <w:t xml:space="preserve"> грн, які позивач зарахував у погашення процентів і неустойки. Відповідно до правової позиції КЦС ВС у постанові від 18.01.2023 у справі № 642/548/21, суд при розгляді позову кредитора сам здійснює перерахунок заборгованості, зараховуючи такі платежі в погашення тіла кредиту.</w:t>
+        <w:t xml:space="preserve"> грн стягненню не підлягають.</w:t>
       </w:r>
     </w:p>
     <w:p>
@@ -660,54 +667,24 @@
           <w:b/>
           <w:bCs/>
         </w:rPr>
-        <w:t xml:space="preserve">3. Позивач не підтвердив розмір вимог</w:t>
-      </w:r>
-    </w:p>
-    <w:p>
-      <w:pPr>
-        <w:spacing w:after="120" w:before="0" w:line="276"/>
-        <w:ind w:firstLine="709"/>
-        <w:jc w:val="both"/>
-      </w:pPr>
-      <w:r>
-        <w:t xml:space="preserve">____________________</w:t>
-      </w:r>
-      <w:r>
-        <w:rPr>
-          <w:i/>
-          <w:iCs/>
-          <w:color w:val="1F4E9C"/>
-          <w:sz w:val="22"/>
-          <w:szCs w:val="22"/>
-        </w:rPr>
-        <w:t xml:space="preserve"> (залиште, якщо так: Позивач не надав детального помісячного розрахунку / виписки про рух коштів / документів про відступлення права вимоги та оплату за ним. Згідно зі ст. 81 ЦПК України кожна сторона доводить обставини, на які посилається. Відповідно до ст. 514, 517 ЦК України новий кредитор отримує права в обсязі, що існував у первісного кредитора)</w:t>
-      </w:r>
-    </w:p>
-    <w:p>
-      <w:pPr>
-        <w:spacing w:after="120" w:before="120" w:line="276"/>
-        <w:ind w:firstLine="709"/>
-        <w:jc w:val="both"/>
-      </w:pPr>
-      <w:r>
-        <w:rPr>
-          <w:b/>
-          <w:bCs/>
-        </w:rPr>
-        <w:t xml:space="preserve">На підставі викладеного, керуючись ст. 178 ЦПК України,</w:t>
-      </w:r>
-    </w:p>
-    <w:p>
-      <w:pPr>
-        <w:spacing w:after="120" w:before="0" w:line="276"/>
-        <w:jc w:val="center"/>
-      </w:pPr>
-      <w:r>
-        <w:rPr>
-          <w:b/>
-          <w:bCs/>
-        </w:rPr>
-        <w:t xml:space="preserve">ПРОШУ:</w:t>
+        <w:t xml:space="preserve">3. Позивач не довів укладення договору і своє право вимоги</w:t>
+      </w:r>
+    </w:p>
+    <w:p>
+      <w:pPr>
+        <w:spacing w:after="120" w:before="0" w:line="276"/>
+        <w:ind w:firstLine="0"/>
+        <w:jc w:val="both"/>
+      </w:pPr>
+      <w:r>
+        <w:rPr>
+          <w:i/>
+          <w:iCs/>
+          <w:color w:val="1F4E9C"/>
+          <w:sz w:val="22"/>
+          <w:szCs w:val="22"/>
+        </w:rPr>
+        <w:t xml:space="preserve">(залиште лише ті пункти, що підходять: якщо ви підписували договір і платили за ним, не заперечуйте сам факт договору — суди визнають такі дії згодою)</w:t>
       </w:r>
     </w:p>
     <w:p>
@@ -722,23 +699,7 @@
         <w:jc w:val="both"/>
       </w:pPr>
       <w:r>
-        <w:t xml:space="preserve">Відмовити у задоволенні позову в частині стягнення процентів за користування кредитом, пені і штрафів, нарахованих з </w:t>
-      </w:r>
-      <w:r>
-        <w:t xml:space="preserve">____________</w:t>
-      </w:r>
-      <w:r>
-        <w:rPr>
-          <w:i/>
-          <w:iCs/>
-          <w:color w:val="1F4E9C"/>
-          <w:sz w:val="22"/>
-          <w:szCs w:val="22"/>
-        </w:rPr>
-        <w:t xml:space="preserve"> (дата призову / початку участі)</w:t>
-      </w:r>
-      <w:r>
-        <w:t xml:space="preserve">.</w:t>
+        <w:t xml:space="preserve">Договір укладено в електронній формі. Підписання одноразовим ідентифікатором належне лише тоді, коли доведено і надсилання ідентифікатора позичальнику, і його введення (постанова КЦС ВС у справі № 524/5556/19). Позивач таких доказів не надав.</w:t>
       </w:r>
     </w:p>
     <w:p>
@@ -753,23 +714,7 @@
         <w:jc w:val="both"/>
       </w:pPr>
       <w:r>
-        <w:t xml:space="preserve">Здійснити перерахунок заборгованості, зарахувавши сплачені мною з </w:t>
-      </w:r>
-      <w:r>
-        <w:t xml:space="preserve">__________</w:t>
-      </w:r>
-      <w:r>
-        <w:rPr>
-          <w:i/>
-          <w:iCs/>
-          <w:color w:val="1F4E9C"/>
-          <w:sz w:val="22"/>
-          <w:szCs w:val="22"/>
-        </w:rPr>
-        <w:t xml:space="preserve"> (дата)</w:t>
-      </w:r>
-      <w:r>
-        <w:t xml:space="preserve"> кошти в погашення тіла кредиту.</w:t>
+        <w:t xml:space="preserve">Позивач надав лише роздруківку електронного документа без мого підпису. Відповідно до ч. 6 ст. 95, ст. 100 ЦПК України така роздруківка не є оригіналом електронного доказу.</w:t>
       </w:r>
     </w:p>
     <w:p>
@@ -784,32 +729,7 @@
         <w:jc w:val="both"/>
       </w:pPr>
       <w:r>
-        <w:t xml:space="preserve">Витребувати у позивача детальний розрахунок заборгованості та виписку про рух коштів за договором. </w:t>
-      </w:r>
-      <w:r>
-        <w:rPr>
-          <w:i/>
-          <w:iCs/>
-          <w:color w:val="1F4E9C"/>
-          <w:sz w:val="22"/>
-          <w:szCs w:val="22"/>
-        </w:rPr>
-        <w:t xml:space="preserve">(видаліть, якщо розрахунок уже є у справі)</w:t>
-      </w:r>
-    </w:p>
-    <w:p>
-      <w:pPr>
-        <w:pStyle w:val="ListParagraph"/>
-        <w:numPr>
-          <w:ilvl w:val="0"/>
-          <w:numId w:val="2"/>
-        </w:numPr>
-        <w:spacing w:after="120" w:before="0" w:line="276"/>
-        <w:ind w:firstLine="0"/>
-        <w:jc w:val="both"/>
-      </w:pPr>
-      <w:r>
-        <w:t xml:space="preserve">Розглянути справу за моєї участі. </w:t>
+        <w:t xml:space="preserve">Позивач не є первісним кредитором. Перехід права вимоги має бути доведений на кожному етапі: договором відступлення (факторингу), реєстром боржників з підписами обох сторін, де зазначено мій договір, і доказом оплати за договором відступлення (ст. 512, 514, 516, 517 ЦК України). У справі ці документи </w:t>
       </w:r>
       <w:r>
         <w:t xml:space="preserve">____________________</w:t>
@@ -822,7 +742,10 @@
           <w:sz w:val="22"/>
           <w:szCs w:val="22"/>
         </w:rPr>
-        <w:t xml:space="preserve"> (або: за моєї відсутності, якщо не плануєте приходити)</w:t>
+        <w:t xml:space="preserve"> (відсутні / надані не за всі етапи / реєстр не підписаний — оберіть)</w:t>
+      </w:r>
+      <w:r>
+        <w:t xml:space="preserve">.</w:t>
       </w:r>
     </w:p>
     <w:p>
@@ -835,7 +758,7 @@
           <w:b/>
           <w:bCs/>
         </w:rPr>
-        <w:t xml:space="preserve">Додатки:</w:t>
+        <w:t xml:space="preserve">4. Позивач порушив розрахункові обмеження закону</w:t>
       </w:r>
     </w:p>
     <w:p>
@@ -850,7 +773,39 @@
         <w:jc w:val="both"/>
       </w:pPr>
       <w:r>
-        <w:t xml:space="preserve">Копії документів про проходження військової служби.</w:t>
+        <w:t xml:space="preserve">Проценти після спливу строку кредитування, встановленого договором, не нараховуються: після цієї дати кредитор може вимагати лише відповідальність за ст. 625 ЦК України (постанова ВП ВС від 28.03.2018 у справі № 444/9519/12), а вона під час воєнного стану не застосовується (розділ 2). Строк кредитування за договором сплив </w:t>
+      </w:r>
+      <w:r>
+        <w:t xml:space="preserve">__________</w:t>
+      </w:r>
+      <w:r>
+        <w:rPr>
+          <w:i/>
+          <w:iCs/>
+          <w:color w:val="1F4E9C"/>
+          <w:sz w:val="22"/>
+          <w:szCs w:val="22"/>
+        </w:rPr>
+        <w:t xml:space="preserve"> (дата)</w:t>
+      </w:r>
+      <w:r>
+        <w:t xml:space="preserve">, а позивач нараховував проценти до </w:t>
+      </w:r>
+      <w:r>
+        <w:t xml:space="preserve">__________</w:t>
+      </w:r>
+      <w:r>
+        <w:rPr>
+          <w:i/>
+          <w:iCs/>
+          <w:color w:val="1F4E9C"/>
+          <w:sz w:val="22"/>
+          <w:szCs w:val="22"/>
+        </w:rPr>
+        <w:t xml:space="preserve"> (дата)</w:t>
+      </w:r>
+      <w:r>
+        <w:t xml:space="preserve">.</w:t>
       </w:r>
     </w:p>
     <w:p>
@@ -865,17 +820,17 @@
         <w:jc w:val="both"/>
       </w:pPr>
       <w:r>
-        <w:t xml:space="preserve">Докази повідомлення кредитора про пільгу. </w:t>
-      </w:r>
-      <w:r>
-        <w:rPr>
-          <w:i/>
-          <w:iCs/>
-          <w:color w:val="1F4E9C"/>
-          <w:sz w:val="22"/>
-          <w:szCs w:val="22"/>
-        </w:rPr>
-        <w:t xml:space="preserve">(якщо є)</w:t>
+        <w:t xml:space="preserve">Денна процентна ставка за споживчим кредитом не може перевищувати граничного розміру, встановленого ст. 8 Закону України «Про споживче кредитування». </w:t>
+      </w:r>
+      <w:r>
+        <w:rPr>
+          <w:i/>
+          <w:iCs/>
+          <w:color w:val="1F4E9C"/>
+          <w:sz w:val="22"/>
+          <w:szCs w:val="22"/>
+        </w:rPr>
+        <w:t xml:space="preserve">(перевірте ставку у вашому договорі; залиште пункт, якщо вона вища за 1 % на день)</w:t>
       </w:r>
     </w:p>
     <w:p>
@@ -890,17 +845,30 @@
         <w:jc w:val="both"/>
       </w:pPr>
       <w:r>
-        <w:t xml:space="preserve">Докази сплати коштів. </w:t>
-      </w:r>
-      <w:r>
-        <w:rPr>
-          <w:i/>
-          <w:iCs/>
-          <w:color w:val="1F4E9C"/>
-          <w:sz w:val="22"/>
-          <w:szCs w:val="22"/>
-        </w:rPr>
-        <w:t xml:space="preserve">(квитанції, виписки з банку)</w:t>
+        <w:t xml:space="preserve">Загальний розмір неустойки і інших платежів за прострочення обмежений ст. 21 Закону України «Про споживче кредитування».</w:t>
+      </w:r>
+    </w:p>
+    <w:p>
+      <w:pPr>
+        <w:keepNext/>
+        <w:spacing w:after="120" w:before="200"/>
+      </w:pPr>
+      <w:r>
+        <w:rPr>
+          <w:b/>
+          <w:bCs/>
+        </w:rPr>
+        <w:t xml:space="preserve">5. Мій розрахунок заборгованості</w:t>
+      </w:r>
+    </w:p>
+    <w:p>
+      <w:pPr>
+        <w:spacing w:after="120" w:before="0" w:line="276"/>
+        <w:ind w:firstLine="709"/>
+        <w:jc w:val="both"/>
+      </w:pPr>
+      <w:r>
+        <w:t xml:space="preserve">З урахуванням наведеного законно стягнути можна не більше такої суми:</w:t>
       </w:r>
     </w:p>
     <w:p>
@@ -908,7 +876,476 @@
         <w:pStyle w:val="ListParagraph"/>
         <w:numPr>
           <w:ilvl w:val="0"/>
-          <w:numId w:val="3"/>
+          <w:numId w:val="4"/>
+        </w:numPr>
+        <w:spacing w:after="120" w:before="0" w:line="276"/>
+        <w:ind w:firstLine="0"/>
+        <w:jc w:val="both"/>
+      </w:pPr>
+      <w:r>
+        <w:t xml:space="preserve">отримано за договором: </w:t>
+      </w:r>
+      <w:r>
+        <w:t xml:space="preserve">__________</w:t>
+      </w:r>
+      <w:r>
+        <w:rPr>
+          <w:i/>
+          <w:iCs/>
+          <w:color w:val="1F4E9C"/>
+          <w:sz w:val="22"/>
+          <w:szCs w:val="22"/>
+        </w:rPr>
+        <w:t xml:space="preserve"> (сума)</w:t>
+      </w:r>
+      <w:r>
+        <w:t xml:space="preserve"> грн;</w:t>
+      </w:r>
+    </w:p>
+    <w:p>
+      <w:pPr>
+        <w:pStyle w:val="ListParagraph"/>
+        <w:numPr>
+          <w:ilvl w:val="0"/>
+          <w:numId w:val="4"/>
+        </w:numPr>
+        <w:spacing w:after="120" w:before="0" w:line="276"/>
+        <w:ind w:firstLine="0"/>
+        <w:jc w:val="both"/>
+      </w:pPr>
+      <w:r>
+        <w:t xml:space="preserve">сплачено мною всього: </w:t>
+      </w:r>
+      <w:r>
+        <w:t xml:space="preserve">__________</w:t>
+      </w:r>
+      <w:r>
+        <w:rPr>
+          <w:i/>
+          <w:iCs/>
+          <w:color w:val="1F4E9C"/>
+          <w:sz w:val="22"/>
+          <w:szCs w:val="22"/>
+        </w:rPr>
+        <w:t xml:space="preserve"> (сума)</w:t>
+      </w:r>
+      <w:r>
+        <w:t xml:space="preserve"> грн;</w:t>
+      </w:r>
+    </w:p>
+    <w:p>
+      <w:pPr>
+        <w:pStyle w:val="ListParagraph"/>
+        <w:numPr>
+          <w:ilvl w:val="0"/>
+          <w:numId w:val="4"/>
+        </w:numPr>
+        <w:spacing w:after="120" w:before="0" w:line="276"/>
+        <w:ind w:firstLine="0"/>
+        <w:jc w:val="both"/>
+      </w:pPr>
+      <w:r>
+        <w:t xml:space="preserve">проценти за період до </w:t>
+      </w:r>
+      <w:r>
+        <w:t xml:space="preserve">____________</w:t>
+      </w:r>
+      <w:r>
+        <w:rPr>
+          <w:i/>
+          <w:iCs/>
+          <w:color w:val="1F4E9C"/>
+          <w:sz w:val="22"/>
+          <w:szCs w:val="22"/>
+        </w:rPr>
+        <w:t xml:space="preserve"> (дата призову / початку участі)</w:t>
+      </w:r>
+      <w:r>
+        <w:t xml:space="preserve">, в межах строку кредитування: </w:t>
+      </w:r>
+      <w:r>
+        <w:t xml:space="preserve">__________</w:t>
+      </w:r>
+      <w:r>
+        <w:rPr>
+          <w:i/>
+          <w:iCs/>
+          <w:color w:val="1F4E9C"/>
+          <w:sz w:val="22"/>
+          <w:szCs w:val="22"/>
+        </w:rPr>
+        <w:t xml:space="preserve"> (сума)</w:t>
+      </w:r>
+      <w:r>
+        <w:t xml:space="preserve"> грн;</w:t>
+      </w:r>
+    </w:p>
+    <w:p>
+      <w:pPr>
+        <w:pStyle w:val="ListParagraph"/>
+        <w:numPr>
+          <w:ilvl w:val="0"/>
+          <w:numId w:val="4"/>
+        </w:numPr>
+        <w:spacing w:after="120" w:before="0" w:line="276"/>
+        <w:ind w:firstLine="0"/>
+        <w:jc w:val="both"/>
+      </w:pPr>
+      <w:r>
+        <w:rPr>
+          <w:b/>
+          <w:bCs/>
+        </w:rPr>
+        <w:t xml:space="preserve">разом до стягнення: </w:t>
+      </w:r>
+      <w:r>
+        <w:t xml:space="preserve">__________</w:t>
+      </w:r>
+      <w:r>
+        <w:rPr>
+          <w:i/>
+          <w:iCs/>
+          <w:color w:val="1F4E9C"/>
+          <w:sz w:val="22"/>
+          <w:szCs w:val="22"/>
+        </w:rPr>
+        <w:t xml:space="preserve"> (сума)</w:t>
+      </w:r>
+      <w:r>
+        <w:t xml:space="preserve"> грн. </w:t>
+      </w:r>
+      <w:r>
+        <w:rPr>
+          <w:i/>
+          <w:iCs/>
+          <w:color w:val="1F4E9C"/>
+          <w:sz w:val="22"/>
+          <w:szCs w:val="22"/>
+        </w:rPr>
+        <w:t xml:space="preserve">(отримано + законні проценти − сплачено; якщо результат від’ємний — ви переплатили)</w:t>
+      </w:r>
+    </w:p>
+    <w:p>
+      <w:pPr>
+        <w:keepNext/>
+        <w:spacing w:after="120" w:before="200"/>
+      </w:pPr>
+      <w:r>
+        <w:rPr>
+          <w:b/>
+          <w:bCs/>
+        </w:rPr>
+        <w:t xml:space="preserve">6. Витрати позивача на правничу допомогу неспівмірні</w:t>
+      </w:r>
+    </w:p>
+    <w:p>
+      <w:pPr>
+        <w:spacing w:after="120" w:before="0" w:line="276"/>
+        <w:ind w:firstLine="709"/>
+        <w:jc w:val="both"/>
+      </w:pPr>
+      <w:r>
+        <w:t xml:space="preserve">Відшкодуванню підлягають лише витрати на професійну правничу допомогу адвоката (ч. 1 ст. 137 ЦПК України), підтверджені договором, актом, детальним описом робіт і доказами оплати. Справа є типовою і малозначною, позовна заява підготовлена за шаблоном, адвокат позивача </w:t>
+      </w:r>
+      <w:r>
+        <w:t xml:space="preserve">____________________</w:t>
+      </w:r>
+      <w:r>
+        <w:rPr>
+          <w:i/>
+          <w:iCs/>
+          <w:color w:val="1F4E9C"/>
+          <w:sz w:val="22"/>
+          <w:szCs w:val="22"/>
+        </w:rPr>
+        <w:t xml:space="preserve"> (не брав участі в засіданнях / брав участь в одному засіданні)</w:t>
+      </w:r>
+      <w:r>
+        <w:t xml:space="preserve">. Відповідно до ч. 5–6 ст. 137 ЦПК України прошу зменшити розмір витрат на правничу допомогу як неспівмірний зі складністю справи, обсягом робіт і ціною позову. </w:t>
+      </w:r>
+      <w:r>
+        <w:rPr>
+          <w:i/>
+          <w:iCs/>
+          <w:color w:val="1F4E9C"/>
+          <w:sz w:val="22"/>
+          <w:szCs w:val="22"/>
+        </w:rPr>
+        <w:t xml:space="preserve">(якщо позов підписав юрисконсульт кредитора, а не адвокат, вкажіть це: витрати на його роботу не відшкодовуються)</w:t>
+      </w:r>
+    </w:p>
+    <w:p>
+      <w:pPr>
+        <w:keepNext/>
+        <w:spacing w:after="120" w:before="200"/>
+      </w:pPr>
+      <w:r>
+        <w:rPr>
+          <w:b/>
+          <w:bCs/>
+        </w:rPr>
+        <w:t xml:space="preserve">7. Розстрочення виконання</w:t>
+      </w:r>
+    </w:p>
+    <w:p>
+      <w:pPr>
+        <w:spacing w:after="120" w:before="0" w:line="276"/>
+        <w:ind w:firstLine="709"/>
+        <w:jc w:val="both"/>
+      </w:pPr>
+      <w:r>
+        <w:t xml:space="preserve">Я проходжу військову службу, моє грошове забезпечення </w:t>
+      </w:r>
+      <w:r>
+        <w:t xml:space="preserve">____________________</w:t>
+      </w:r>
+      <w:r>
+        <w:rPr>
+          <w:i/>
+          <w:iCs/>
+          <w:color w:val="1F4E9C"/>
+          <w:sz w:val="22"/>
+          <w:szCs w:val="22"/>
+        </w:rPr>
+        <w:t xml:space="preserve"> (коротко: розмір і обовʼязкові витрати — аліменти, утримання дітей, інші кредити)</w:t>
+      </w:r>
+      <w:r>
+        <w:t xml:space="preserve">. Одночасна сплата присудженої суми для мене неможлива. Тому, у разі часткового задоволення позову, прошу розстрочити виконання рішення на 36 місяців, а якщо суд вважатиме цей строк надмірним — на 12 місяців (ст. 267, 435 ЦПК України). Це прохання не є визнанням позову.</w:t>
+      </w:r>
+    </w:p>
+    <w:p>
+      <w:pPr>
+        <w:spacing w:after="120" w:before="120" w:line="276"/>
+        <w:ind w:firstLine="709"/>
+        <w:jc w:val="both"/>
+      </w:pPr>
+      <w:r>
+        <w:rPr>
+          <w:b/>
+          <w:bCs/>
+        </w:rPr>
+        <w:t xml:space="preserve">На підставі викладеного, керуючись ст. 178 ЦПК України,</w:t>
+      </w:r>
+    </w:p>
+    <w:p>
+      <w:pPr>
+        <w:spacing w:after="120" w:before="0" w:line="276"/>
+        <w:jc w:val="center"/>
+      </w:pPr>
+      <w:r>
+        <w:rPr>
+          <w:b/>
+          <w:bCs/>
+        </w:rPr>
+        <w:t xml:space="preserve">ПРОШУ:</w:t>
+      </w:r>
+    </w:p>
+    <w:p>
+      <w:pPr>
+        <w:pStyle w:val="ListParagraph"/>
+        <w:numPr>
+          <w:ilvl w:val="0"/>
+          <w:numId w:val="5"/>
+        </w:numPr>
+        <w:spacing w:after="120" w:before="0" w:line="276"/>
+        <w:ind w:firstLine="0"/>
+        <w:jc w:val="both"/>
+      </w:pPr>
+      <w:r>
+        <w:t xml:space="preserve">Відмовити у задоволенні позову в частині стягнення процентів, пені, штрафів і нарахувань за ст. 625 ЦК України з підстав, наведених у розділах 1–4.</w:t>
+      </w:r>
+    </w:p>
+    <w:p>
+      <w:pPr>
+        <w:pStyle w:val="ListParagraph"/>
+        <w:numPr>
+          <w:ilvl w:val="0"/>
+          <w:numId w:val="5"/>
+        </w:numPr>
+        <w:spacing w:after="120" w:before="0" w:line="276"/>
+        <w:ind w:firstLine="0"/>
+        <w:jc w:val="both"/>
+      </w:pPr>
+      <w:r>
+        <w:t xml:space="preserve">У разі задоволення позову в частині — визначити суму заборгованості з урахуванням зарахування сплачених мною коштів у тіло кредиту, не більше </w:t>
+      </w:r>
+      <w:r>
+        <w:t xml:space="preserve">__________</w:t>
+      </w:r>
+      <w:r>
+        <w:rPr>
+          <w:i/>
+          <w:iCs/>
+          <w:color w:val="1F4E9C"/>
+          <w:sz w:val="22"/>
+          <w:szCs w:val="22"/>
+        </w:rPr>
+        <w:t xml:space="preserve"> (сума з розділу 5)</w:t>
+      </w:r>
+      <w:r>
+        <w:t xml:space="preserve"> грн.</w:t>
+      </w:r>
+    </w:p>
+    <w:p>
+      <w:pPr>
+        <w:pStyle w:val="ListParagraph"/>
+        <w:numPr>
+          <w:ilvl w:val="0"/>
+          <w:numId w:val="5"/>
+        </w:numPr>
+        <w:spacing w:after="120" w:before="0" w:line="276"/>
+        <w:ind w:firstLine="0"/>
+        <w:jc w:val="both"/>
+      </w:pPr>
+      <w:r>
+        <w:t xml:space="preserve">Витребувати у позивача </w:t>
+      </w:r>
+      <w:r>
+        <w:t xml:space="preserve">____________________</w:t>
+      </w:r>
+      <w:r>
+        <w:rPr>
+          <w:i/>
+          <w:iCs/>
+          <w:color w:val="1F4E9C"/>
+          <w:sz w:val="22"/>
+          <w:szCs w:val="22"/>
+        </w:rPr>
+        <w:t xml:space="preserve"> (детальний розрахунок / виписку про рух коштів / докази надсилання одноразового ідентифікатора / договори відступлення з реєстрами і доказами оплати — залиште потрібне)</w:t>
+      </w:r>
+      <w:r>
+        <w:t xml:space="preserve">. Якщо позивач їх не надасть, застосувати наслідки ч. 10 ст. 84 ЦПК України.</w:t>
+      </w:r>
+    </w:p>
+    <w:p>
+      <w:pPr>
+        <w:pStyle w:val="ListParagraph"/>
+        <w:numPr>
+          <w:ilvl w:val="0"/>
+          <w:numId w:val="5"/>
+        </w:numPr>
+        <w:spacing w:after="120" w:before="0" w:line="276"/>
+        <w:ind w:firstLine="0"/>
+        <w:jc w:val="both"/>
+      </w:pPr>
+      <w:r>
+        <w:t xml:space="preserve">Зменшити витрати позивача на правничу допомогу відповідно до ч. 5–6 ст. 137 ЦПК України.</w:t>
+      </w:r>
+    </w:p>
+    <w:p>
+      <w:pPr>
+        <w:pStyle w:val="ListParagraph"/>
+        <w:numPr>
+          <w:ilvl w:val="0"/>
+          <w:numId w:val="5"/>
+        </w:numPr>
+        <w:spacing w:after="120" w:before="0" w:line="276"/>
+        <w:ind w:firstLine="0"/>
+        <w:jc w:val="both"/>
+      </w:pPr>
+      <w:r>
+        <w:t xml:space="preserve">У разі часткового задоволення позову розстрочити виконання рішення на 36 місяців, а в разі відмови — на 12 місяців.</w:t>
+      </w:r>
+    </w:p>
+    <w:p>
+      <w:pPr>
+        <w:pStyle w:val="ListParagraph"/>
+        <w:numPr>
+          <w:ilvl w:val="0"/>
+          <w:numId w:val="5"/>
+        </w:numPr>
+        <w:spacing w:after="120" w:before="0" w:line="276"/>
+        <w:ind w:firstLine="0"/>
+        <w:jc w:val="both"/>
+      </w:pPr>
+      <w:r>
+        <w:t xml:space="preserve">Розглянути справу за моєї відсутності (ч. 3 ст. 211 ЦПК України). </w:t>
+      </w:r>
+      <w:r>
+        <w:rPr>
+          <w:i/>
+          <w:iCs/>
+          <w:color w:val="1F4E9C"/>
+          <w:sz w:val="22"/>
+          <w:szCs w:val="22"/>
+        </w:rPr>
+        <w:t xml:space="preserve">(або: за моєї участі в режимі відеоконференції — тоді видаліть «за моєї відсутності»)</w:t>
+      </w:r>
+    </w:p>
+    <w:p>
+      <w:pPr>
+        <w:keepNext/>
+        <w:spacing w:after="120" w:before="200"/>
+      </w:pPr>
+      <w:r>
+        <w:rPr>
+          <w:b/>
+          <w:bCs/>
+        </w:rPr>
+        <w:t xml:space="preserve">Додатки:</w:t>
+      </w:r>
+    </w:p>
+    <w:p>
+      <w:pPr>
+        <w:pStyle w:val="ListParagraph"/>
+        <w:numPr>
+          <w:ilvl w:val="0"/>
+          <w:numId w:val="6"/>
+        </w:numPr>
+        <w:spacing w:after="120" w:before="0" w:line="276"/>
+        <w:ind w:firstLine="0"/>
+        <w:jc w:val="both"/>
+      </w:pPr>
+      <w:r>
+        <w:t xml:space="preserve">Копії документів про проходження військової служби.</w:t>
+      </w:r>
+    </w:p>
+    <w:p>
+      <w:pPr>
+        <w:pStyle w:val="ListParagraph"/>
+        <w:numPr>
+          <w:ilvl w:val="0"/>
+          <w:numId w:val="6"/>
+        </w:numPr>
+        <w:spacing w:after="120" w:before="0" w:line="276"/>
+        <w:ind w:firstLine="0"/>
+        <w:jc w:val="both"/>
+      </w:pPr>
+      <w:r>
+        <w:t xml:space="preserve">Докази сплати коштів: квитанції, виписки з банку.</w:t>
+      </w:r>
+    </w:p>
+    <w:p>
+      <w:pPr>
+        <w:pStyle w:val="ListParagraph"/>
+        <w:numPr>
+          <w:ilvl w:val="0"/>
+          <w:numId w:val="6"/>
+        </w:numPr>
+        <w:spacing w:after="120" w:before="0" w:line="276"/>
+        <w:ind w:firstLine="0"/>
+        <w:jc w:val="both"/>
+      </w:pPr>
+      <w:r>
+        <w:t xml:space="preserve">Докази повідомлення кредитора про пільгу. </w:t>
+      </w:r>
+      <w:r>
+        <w:rPr>
+          <w:i/>
+          <w:iCs/>
+          <w:color w:val="1F4E9C"/>
+          <w:sz w:val="22"/>
+          <w:szCs w:val="22"/>
+        </w:rPr>
+        <w:t xml:space="preserve">(якщо є)</w:t>
+      </w:r>
+    </w:p>
+    <w:p>
+      <w:pPr>
+        <w:pStyle w:val="ListParagraph"/>
+        <w:numPr>
+          <w:ilvl w:val="0"/>
+          <w:numId w:val="6"/>
         </w:numPr>
         <w:spacing w:after="120" w:before="0" w:line="276"/>
         <w:ind w:firstLine="0"/>
@@ -1250,6 +1687,24 @@
     </w:lvlOverride>
   </w:num>
   <w:num w:numId="3">
+    <w:abstractNumId w:val="5"/>
+    <w:lvlOverride w:ilvl="0">
+      <w:startOverride w:val="1"/>
+    </w:lvlOverride>
+  </w:num>
+  <w:num w:numId="4">
+    <w:abstractNumId w:val="6"/>
+    <w:lvlOverride w:ilvl="0">
+      <w:startOverride w:val="1"/>
+    </w:lvlOverride>
+  </w:num>
+  <w:num w:numId="5">
+    <w:abstractNumId w:val="4"/>
+    <w:lvlOverride w:ilvl="0">
+      <w:startOverride w:val="1"/>
+    </w:lvlOverride>
+  </w:num>
+  <w:num w:numId="6">
     <w:abstractNumId w:val="3"/>
     <w:lvlOverride w:ilvl="0">
       <w:startOverride w:val="1"/>
